--- a/dental-mvp-chapter3.docx
+++ b/dental-mvp-chapter3.docx
@@ -30,7 +30,7 @@
           <w:color w:val="000000"/>
           <w:sz w:val="28"/>
         </w:rPr>
-        <w:t>В настоящей главе представлен результат проектирования концепта мобильного приложения для сети стоматологических клиник. Рассматриваются функциональные и нефункциональные требования к продукту, роли пользователей и описание ключевых пользовательских сценариев, архитектура и технологический стек, модель данных и структура основных сущностей, интерфейс кликабельного прототипа, вопросы интеграции с внешними сервисами, соответствие законодательным требованиям, а также экономическая оценка эффективности внедрения продукта в одной из клиник сети.</w:t>
+        <w:t>В главе представлен концепт мобильного приложения для сети стоматологических клиник. Последовательно рассмотрены функциональные и нефункциональные требования, роли пользователей и сценарии их работы, целевая архитектура и технологический стек, модель данных и прототип интерфейса. Отдельно разобраны внешние интеграции, требования российского законодательства и прогноз экономической эффективности при пилотном внедрении в одной клинике сети.</w:t>
       </w:r>
     </w:p>
     <w:p>
@@ -61,7 +61,7 @@
           <w:color w:val="000000"/>
           <w:sz w:val="28"/>
         </w:rPr>
-        <w:t>Концепт продукта сформулирован как мобильное приложение единой сети стоматологических клиник, обеспечивающее самостоятельную запись пациента на приём, хранение истории визитов и документов, а также подачу заявки на справку для социального налогового вычета. Решение ориентировано на сегмент частной стоматологии, объём которого по данным отраслевой аналитики превышает 700 миллиардов рублей в год [1].</w:t>
+        <w:t>Продукт — мобильное приложение единой сети стоматологических клиник. Пациент записывается на приём самостоятельно, хранит историю визитов и документы внутри приложения и подаёт заявку на справку для социального налогового вычета. Целевой рынок — частная стоматология; по отраслевой аналитике его объём в России превышает 700 млрд руб. в год [1].</w:t>
       </w:r>
     </w:p>
     <w:p>
@@ -76,7 +76,7 @@
           <w:color w:val="000000"/>
           <w:sz w:val="28"/>
         </w:rPr>
-        <w:t>Пользовательская ценность продукта строится на трёх опорных направлениях. Первое — сокращение времени записи пациента за счёт замены телефонной коммуникации самостоятельным выбором услуги, клиники, врача и временного слота. Второе — формирование единого профиля пациента, доступного во всех филиалах сети, с историей визитов, гарантиями на работы и электронной копией чеков. Третье — упрощение оформления социального налогового вычета через подачу заявки в приложении и получение справки по электронному документообороту.</w:t>
+        <w:t>Пользовательская ценность продукта связана с тремя задачами. Запись на приём выполняется без звонка: пациент сам подбирает услугу, клинику, врача и слот. Профиль пациента общий для всех филиалов сети и содержит историю визитов, сроки гарантии на работы и электронные копии чеков. Справку для социального налогового вычета пациент заказывает прямо в приложении и получает по электронному документообороту.</w:t>
       </w:r>
     </w:p>
     <w:p>
@@ -91,7 +91,7 @@
           <w:color w:val="000000"/>
           <w:sz w:val="28"/>
         </w:rPr>
-        <w:t>Границы первой версии продукта заданы исходя из принципа минимально жизнеспособного продукта. В MVP включается пациентский раздел, закрывающий запись, просмотр истории и заявку на налоговый вычет. За пределы первой версии вынесены онлайн-консультация, полный интерфейс администратора клиники, ведение плана лечения и карта зубов формата FDI: эти направления запланированы на последующие вехи развития продукта и рассматриваются как расширение модели данных, описанной в подразделе 3.5.</w:t>
+        <w:t>Границы первой версии заданы по принципу MVP. В неё входит пациентский контур: запись на приём, история визитов и заявка на налоговый вычет. Онлайн-консультация, полный интерфейс администратора клиники, ведение плана лечения и карта зубов формата FDI вынесены во вторую очередь; эти направления рассматриваются как расширение модели данных из подраздела 3.5.</w:t>
       </w:r>
     </w:p>
     <w:p>
@@ -693,15 +693,7 @@
           <w:color w:val="000000"/>
           <w:sz w:val="28"/>
         </w:rPr>
-        <w:t xml:space="preserve">Выводы по подразделу. </w:t>
-      </w:r>
-      <w:r>
-        <w:rPr>
-          <w:rFonts w:ascii="Times New Roman" w:hAnsi="Times New Roman" w:eastAsia="Times New Roman" w:cs="Times New Roman"/>
-          <w:color w:val="000000"/>
-          <w:sz w:val="28"/>
-        </w:rPr>
-        <w:t>Концепт продукта закрывает три подтверждённые проблемы пациента и клиники: ожидание телефонной записи, разрозненность документов и сложность оформления налогового вычета. Границы MVP заданы минимально необходимым набором функций для запуска пилотного проекта в одной клинике сети и формируют основу для описания требований в следующем подразделе.</w:t>
+        <w:t>Выводы по подразделу. Концепт отвечает на три проблемы пациента и сети: ожидание телефонной записи, хранение документов в бумажном виде и трудоёмкое оформление налогового вычета. Состав MVP ограничен объёмом, пригодным для пилотного запуска в одной клинике; на этом же составе построены требования следующего подраздела.</w:t>
       </w:r>
     </w:p>
     <w:p>
@@ -732,7 +724,7 @@
           <w:color w:val="000000"/>
           <w:sz w:val="28"/>
         </w:rPr>
-        <w:t>Требования к продукту формализованы с опорой на структуру технического задания по ГОСТ 34.602-89 [2] и модель качества программного обеспечения по ISO/IEC 25010:2011 [3]. Функциональные требования (далее — FR) описывают поведение системы, наблюдаемое пациентом и администратором клиники; нефункциональные требования (далее — NFR) задают характеристики качества: производительность, безопасность, доступность, совместимость.</w:t>
+        <w:t>Требования к продукту построены по структуре технического задания ГОСТ 34.602-89 [2] и модели качества программного обеспечения ISO/IEC 25010:2011 [3]. Функциональные требования (далее — FR) описывают поведение системы с точки зрения пациента и администратора клиники. Нефункциональные требования (далее — NFR) касаются производительности, безопасности, доступности и совместимости.</w:t>
       </w:r>
     </w:p>
     <w:p>
@@ -747,7 +739,7 @@
           <w:color w:val="000000"/>
           <w:sz w:val="28"/>
         </w:rPr>
-        <w:t>Требования доступности интерфейса для пользователей с ограничениями жизнедеятельности установлены по ГОСТ Р 52872-2019 [4], включая минимальный контраст и возможность увеличения шрифта. Приведённые формулировки образуют техническую рамку разработки MVP и используются для приёмки результатов каждой итерации.</w:t>
+        <w:t>Доступность для пользователей с ограничениями жизнедеятельности закреплена требованиями ГОСТ Р 52872-2019 [4]: достаточный уровень контраста и возможность увеличения шрифта. Эти формулировки использованы и при разработке MVP, и при приёмке результатов каждой итерации.</w:t>
       </w:r>
     </w:p>
     <w:p>
@@ -1988,15 +1980,7 @@
           <w:color w:val="000000"/>
           <w:sz w:val="28"/>
         </w:rPr>
-        <w:t xml:space="preserve">Выводы по подразделу. </w:t>
-      </w:r>
-      <w:r>
-        <w:rPr>
-          <w:rFonts w:ascii="Times New Roman" w:hAnsi="Times New Roman" w:eastAsia="Times New Roman" w:cs="Times New Roman"/>
-          <w:color w:val="000000"/>
-          <w:sz w:val="28"/>
-        </w:rPr>
-        <w:t>Сформированы 12 функциональных и 7 нефункциональных требований. Функциональные требования закрывают пациентские сценарии записи, профиля и налогового вычета; нефункциональные — задают характеристики, проверяемые нагрузочным и приёмочным тестированием перед запуском пилота.</w:t>
+        <w:t>Выводы по подразделу. Сформулированы 12 функциональных и 7 нефункциональных требований. FR описывают пациентские сценарии записи, ведения профиля и оформления налогового вычета. NFR проверяются нагрузочным и приёмочным тестированием до запуска пилота.</w:t>
       </w:r>
     </w:p>
     <w:p>
@@ -2027,7 +2011,7 @@
           <w:color w:val="000000"/>
           <w:sz w:val="28"/>
         </w:rPr>
-        <w:t>Для уточнения границ ответственности продукта роли определены методом выделения заинтересованных сторон, участвующих в сценариях записи, оказания услуги и документального сопровождения визита. Для каждой роли зафиксирован перечень ключевых сценариев, реализуемых в MVP. Поведение продукта раскрыто через четыре пользовательские истории и три варианта использования, покрывающие основные ветки маршрута пациента.</w:t>
+        <w:t>Роли построены от заинтересованных сторон, участвующих в записи, оказании услуги и документальном сопровождении визита. Для каждой роли указан набор ключевых сценариев MVP. Работа продукта описана четырьмя пользовательскими историями и тремя вариантами использования — они покрывают основные ветки маршрута пациента.</w:t>
       </w:r>
     </w:p>
     <w:p>
@@ -5210,15 +5194,7 @@
           <w:color w:val="000000"/>
           <w:sz w:val="28"/>
         </w:rPr>
-        <w:t xml:space="preserve">Выводы по подразделу. </w:t>
-      </w:r>
-      <w:r>
-        <w:rPr>
-          <w:rFonts w:ascii="Times New Roman" w:hAnsi="Times New Roman" w:eastAsia="Times New Roman" w:cs="Times New Roman"/>
-          <w:color w:val="000000"/>
-          <w:sz w:val="28"/>
-        </w:rPr>
-        <w:t>Зафиксированы три роли, четыре пользовательские истории и три варианта использования. Перечень покрывает пациентские сценарии записи, поиска и оформления налогового вычета и согласован с функциональными требованиями подраздела 3.2; совокупность документов служит исходным набором приёмочных артефактов для сборки первой версии продукта.</w:t>
+        <w:t>Выводы по подразделу. Описаны три роли, четыре пользовательские истории и три варианта использования. Перечень покрывает пациентские сценарии записи, поиска и оформления налогового вычета и соответствует функциональным требованиям из подраздела 3.2. Этот набор используется как приёмочный документ для сборки первой версии продукта.</w:t>
       </w:r>
     </w:p>
     <w:p>
@@ -5249,7 +5225,7 @@
           <w:color w:val="000000"/>
           <w:sz w:val="28"/>
         </w:rPr>
-        <w:t>Целевая архитектура продукта построена по принципу разделения ответственности между клиентским слоем, шлюзом API, доменными сервисами и слоем хранения. Клиентами системы выступают мобильные приложения iOS и Android, а также веб-клиент для административного контура. Все запросы проходят через шлюз Nginx с терминацией TLS 1.2+, за которым расположены доменные сервисы: аутентификации и SMS-OTP, профиля пациента, записи на приём, уведомлений, документов и платежей.</w:t>
+        <w:t>Целевая архитектура разделяет ответственность между клиентским слоем, шлюзом API, доменными сервисами и слоем хранения. Клиенты системы — мобильные приложения iOS и Android и веб-клиент административного контура. Запросы проходят через шлюз Nginx с терминацией TLS 1.2+. За шлюзом работают доменные сервисы: аутентификация и SMS-OTP, профиль пациента, запись на приём, уведомления, документы и платежи.</w:t>
       </w:r>
     </w:p>
     <w:p>
@@ -5264,7 +5240,7 @@
           <w:color w:val="000000"/>
           <w:sz w:val="28"/>
         </w:rPr>
-        <w:t>Хранилищами первого уровня являются PostgreSQL 16 с политиками Row Level Security для разграничения доступа между клиниками [5], Redis — для распределённой блокировки слотов при конкурентной записи [6], и S3-совместимое хранилище для чеков и справок. Отправка SMS, push-сообщений и взаимодействие с ЭДО вынесены в фоновые задачи очереди, что снижает связанность доменных сервисов и позволяет выдержать пиковые нагрузки без деградации API записи на приём.</w:t>
+        <w:t>Хранилища первого уровня — PostgreSQL 16 с политиками Row Level Security для разграничения доступа между клиниками [5], Redis для распределённой блокировки слотов при одновременной записи [6] и S3-совместимое объектное хранилище для чеков и справок. Отправка SMS, push-уведомлений и обмен с ЭДО вынесены в фоновую очередь. За счёт этого доменные сервисы остаются слабо связанными, а пиковые нагрузки не ломают API записи на приём.</w:t>
       </w:r>
     </w:p>
     <w:p>
@@ -5995,7 +5971,7 @@
           <w:color w:val="000000"/>
           <w:sz w:val="28"/>
         </w:rPr>
-        <w:t>Решение сохранять транзакционные данные в PostgreSQL и вводить политики Row Level Security продиктовано моделью угроз: разграничение между клиниками сети должно выполняться на уровне СУБД, а не только приложения, что снижает риск утечки при ошибке в коде сервиса. Redis применяется исключительно как служебное хранилище: для блокировок и кеширования справочных данных, и не содержит персональных данных пациента.</w:t>
+        <w:t>PostgreSQL и политики Row Level Security выбраны исходя из модели угроз: разграничение клиник сети должно работать на уровне СУБД, а не только в коде приложения. Ошибка в коде сервиса в этом случае не приведёт к утечке данных между филиалами. Redis выступает служебным хранилищем — для блокировок и кеширования справочных данных — и не содержит персональных данных пациента.</w:t>
       </w:r>
     </w:p>
     <w:p>
@@ -6011,15 +5987,7 @@
           <w:color w:val="000000"/>
           <w:sz w:val="28"/>
         </w:rPr>
-        <w:t xml:space="preserve">Выводы по подразделу. </w:t>
-      </w:r>
-      <w:r>
-        <w:rPr>
-          <w:rFonts w:ascii="Times New Roman" w:hAnsi="Times New Roman" w:eastAsia="Times New Roman" w:cs="Times New Roman"/>
-          <w:color w:val="000000"/>
-          <w:sz w:val="28"/>
-        </w:rPr>
-        <w:t>Архитектура разделена на четыре слоя с явно выделенным шлюзом и фоновой очередью. Технологический стек охватывает мобильные и веб-клиенты, сервисы, хранилища и наблюдаемость; каждое решение обосновано функциональными или нефункциональными требованиями подраздела 3.2.</w:t>
+        <w:t>Выводы по подразделу. Архитектура поделена на четыре слоя, перед сервисами стоит шлюз, для асинхронных задач заведена фоновая очередь. Технологический стек покрывает мобильные и веб-клиенты, сервисы, хранилища и инструменты наблюдаемости. Для каждого решения указано конкретное функциональное или нефункциональное требование из подраздела 3.2.</w:t>
       </w:r>
     </w:p>
     <w:p>
@@ -6050,7 +6018,7 @@
           <w:color w:val="000000"/>
           <w:sz w:val="28"/>
         </w:rPr>
-        <w:t>Схема базы данных спроектирована с опорой на нормализацию до третьей нормальной формы и выделение шести базовых сущностей: пациент (users), клиника (clinics), врач (doctors), услуга (services), запись на приём (appointments) и заявка на справку для налогового вычета (tax_certificate_requests). В качестве первичного ключа во всех таблицах выбран UUID: это исключает предсказуемые идентификаторы в публичных ссылках, упрощает миграцию между филиалами и совместимо с требованиями разграничения доступа через политики Row Level Security PostgreSQL.</w:t>
+        <w:t>Схема базы данных нормализована до третьей нормальной формы и включает шесть базовых сущностей: пациент (users), клиника (clinics), врач (doctors), услуга (services), запись на приём (appointments) и заявка на справку для налогового вычета (tax_certificate_requests). Первичный ключ во всех таблицах — UUID: это исключает предсказуемые идентификаторы из публичных ссылок, упрощает перенос данных между филиалами и совпадает с требованиями разграничения доступа через Row Level Security PostgreSQL.</w:t>
       </w:r>
     </w:p>
     <w:p>
@@ -11169,7 +11137,7 @@
           <w:color w:val="000000"/>
           <w:sz w:val="28"/>
         </w:rPr>
-        <w:t>Связи между сущностями организованы по схеме «один-ко-многим». Таблица appointments хранит внешние ключи на пациента, клинику, врача и услугу; при удалении справочных сущностей применяется политика ON DELETE RESTRICT, что защищает историю визитов от потери данных. Таблица tax_certificate_requests ссылается только на пациента: состав визитов определяется выборкой по периоду запроса. Индексы созданы на поля phone_number (users), start_at (appointments) и created_at (tax_certificate_requests) для ускорения характерных выборок.</w:t>
+        <w:t>Связи между сущностями построены по схеме «один ко многим». Таблица appointments хранит внешние ключи на пациента, клинику, врача и услугу. При удалении справочных записей работает политика ON DELETE RESTRICT — история визитов защищена от потери данных. Таблица tax_certificate_requests ссылается только на пациента; состав визитов в справке берётся выборкой по периоду заявки. Индексы стоят на полях phone_number (users), start_at (appointments) и created_at (tax_certificate_requests) — именно эти выборки самые частые.</w:t>
       </w:r>
     </w:p>
     <w:p>
@@ -11185,15 +11153,7 @@
           <w:color w:val="000000"/>
           <w:sz w:val="28"/>
         </w:rPr>
-        <w:t xml:space="preserve">Выводы по подразделу. </w:t>
-      </w:r>
-      <w:r>
-        <w:rPr>
-          <w:rFonts w:ascii="Times New Roman" w:hAnsi="Times New Roman" w:eastAsia="Times New Roman" w:cs="Times New Roman"/>
-          <w:color w:val="000000"/>
-          <w:sz w:val="28"/>
-        </w:rPr>
-        <w:t>Модель данных покрывает пациентский контур MVP и задаёт точки расширения для плана лечения и карты зубов формата FDI, которые относятся к последующим вехам. Схема согласована с функциональными требованиями записи, истории визитов и оформления справки для налогового вычета.</w:t>
+        <w:t>Выводы по подразделу. Модель данных покрывает пациентский контур MVP и допускает расширение под план лечения и карту зубов FDI в следующих итерациях. Схема согласована с требованиями к записи, истории визитов и оформлению справки для налогового вычета.</w:t>
       </w:r>
     </w:p>
     <w:p>
@@ -11224,7 +11184,7 @@
           <w:color w:val="000000"/>
           <w:sz w:val="28"/>
         </w:rPr>
-        <w:t>Кликабельный прототип собран на стеке HTML, CSS и ванильного JavaScript и запускается локально в контейнере Nginx на адресе localhost:8080. Данные экранов — статические и не связаны с серверной частью: прототип предназначен для отработки маршрута записи и визуальной проверки гипотез до начала разработки боевого бэкенда. Это позволяет проверять пользовательский опыт без зависимостей от МИС и платёжного шлюза.</w:t>
+        <w:t>Кликабельный прототип собран на HTML, CSS и ванильном JavaScript и запускается локально в контейнере Nginx по адресу localhost:8080. Данные на экранах статические, без обращения к серверу: прототип отрабатывает маршрут записи и проверяет визуальные гипотезы до старта разработки боевого бэкенда. Пользовательский опыт тестируется без зависимостей от МИС и платёжного шлюза.</w:t>
       </w:r>
     </w:p>
     <w:p>
@@ -11689,15 +11649,7 @@
           <w:color w:val="000000"/>
           <w:sz w:val="28"/>
         </w:rPr>
-        <w:t xml:space="preserve">Выводы по подразделу. </w:t>
-      </w:r>
-      <w:r>
-        <w:rPr>
-          <w:rFonts w:ascii="Times New Roman" w:hAnsi="Times New Roman" w:eastAsia="Times New Roman" w:cs="Times New Roman"/>
-          <w:color w:val="000000"/>
-          <w:sz w:val="28"/>
-        </w:rPr>
-        <w:t>Прототип покрывает пациентские экраны, включённые в MVP, а также мокапы двух интерфейсов (карта зубов формата FDI и форма налогового вычета), перенесённых в последующие вехи. Совокупный набор экранов используется для валидации сценариев на пользовательских интервью до начала полноценной разработки.</w:t>
+        <w:t>Выводы по подразделу. Прототип включает пациентские экраны MVP и мокапы двух интерфейсов — карту зубов FDI и форму налогового вычета — из следующих очередей. На этих экранах сценарии валидируются в пользовательских интервью до старта полноценной разработки.</w:t>
       </w:r>
     </w:p>
     <w:p>
@@ -11728,7 +11680,7 @@
           <w:color w:val="000000"/>
           <w:sz w:val="28"/>
         </w:rPr>
-        <w:t>Продукт интегрируется с внешними сервисами по четырём направлениям: платежи, уведомления, электронный документооборот и данные медицинской информационной системы клиники. Каждое направление реализовано через отдельный доменный сервис, вызывающий внешние API по контракту, зафиксированному в OpenAPI-описании. Такой подход снижает сцепленность с конкретными поставщиками и упрощает замену провайдера при изменении коммерческих условий.</w:t>
+        <w:t>Продукт взаимодействует с внешними сервисами по четырём направлениям: платежи, уведомления, электронный документооборот и данные медицинской информационной системы клиники. Каждое направление закрыто отдельным доменным сервисом, а внешние API вызываются по контракту из OpenAPI-описания. Такая изоляция снижает привязку к конкретному поставщику: замена вендора при изменении коммерческих условий происходит без правки кода смежных сервисов.</w:t>
       </w:r>
     </w:p>
     <w:p>
@@ -12737,7 +12689,7 @@
           <w:color w:val="000000"/>
           <w:sz w:val="28"/>
         </w:rPr>
-        <w:t>Правовая рамка продукта определяется тремя основными актами: 152-ФЗ «О персональных данных» [10], 323-ФЗ «Об основах охраны здоровья граждан» [11] и статьёй 219 Налогового кодекса [12]. Отдельные требования к материалам о медицинских услугах устанавливает статья 24 Федерального закона «О рекламе» [13]. Ниже в таблице 3.20 представлены нормативные требования и способы их закрытия в продукте.</w:t>
+        <w:t>Правовая рамка продукта опирается на три основных акта: 152-ФЗ «О персональных данных» [10], 323-ФЗ «Об основах охраны здоровья граждан» [11] и статью 219 Налогового кодекса [12]. Требования к материалам о медицинских услугах задаёт статья 24 Федерального закона «О рекламе» [13]. Нормативные требования и способы их закрытия в продукте сведены в таблицу 3.20.</w:t>
       </w:r>
     </w:p>
     <w:p>
@@ -13202,7 +13154,7 @@
           <w:color w:val="000000"/>
           <w:sz w:val="28"/>
         </w:rPr>
-        <w:t>Информационная безопасность обеспечивается набором мер, соответствующих уровню защищённости УЗ-3 по постановлению Правительства Российской Федерации № 1119 [15] и составу технических мер по приказу ФСТЭК № 21 [16]. Поля, содержащие персональные и медицинские данные, шифруются алгоритмом AES-256 через расширение pgcrypto; ключи хранятся в Hashicorp Vault с ротацией раз в 180 дней. Транспортный уровень защищён TLS 1.2+ с форсированной перенастройкой на TLS 1.3 при поддержке клиентом. Журналы аудита фиксируют вход, выдачу ролей, доступ к данным пациента и действия супер-администратора сети. Перечень проверок для ручного код-ревью и динамического тестирования дополняется рисками OWASP Top 10 [17]; общая модель процессов ИБ выстраивается по требованиям ISO/IEC 27001:2022 [18]. Ежегодно проводится внешний тест на проникновение, результаты оформляются отдельным отчётом с планом устранения выявленных слабостей.</w:t>
+        <w:t>Информационная безопасность выстроена под уровень защищённости УЗ-3 согласно постановлению Правительства Российской Федерации № 1119 [15] и составу технических мер по приказу ФСТЭК № 21 [16]. Поля с персональными и медицинскими данными шифруются AES-256 через расширение pgcrypto; ключи хранятся в Hashicorp Vault и ротируются раз в 180 дней. Транспортный уровень защищён TLS 1.2+ и автоматически переключается на TLS 1.3 при поддержке клиентом. В журналах аудита фиксируются вход, выдача ролей, доступ к данным пациента и действия супер-администратора сети. Перечень проверок для ручного код-ревью и динамического тестирования расширен рисками OWASP Top 10 [17]; процессы ИБ выстроены по требованиям ISO/IEC 27001:2022 [18]. Раз в год проходит внешний тест на проникновение; результаты оформляются отдельным отчётом с планом устранения слабостей.</w:t>
       </w:r>
     </w:p>
     <w:p>
@@ -13217,7 +13169,7 @@
           <w:color w:val="000000"/>
           <w:sz w:val="28"/>
         </w:rPr>
-        <w:t>Продукт не относится к медицинским изделиям по 323-ФЗ и не подлежит регистрации в Росздравнадзоре. Такой вывод сделан из перечня функциональных требований: приложение не выполняет постановку диагноза, не формирует назначения лечения, не интерпретирует медицинские изображения и не автоматизирует принятие решений, влияющих на медицинскую помощь. Все медицинские действия совершает врач клиники в собственной информационной системе, а приложение служит лишь средством связи пациента с клиникой и оформления документов.</w:t>
+        <w:t>Продукт не относится к медицинским изделиям по 323-ФЗ и не подлежит регистрации в Росздравнадзоре. Это видно из перечня функциональных требований: приложение не ставит диагноз, не формирует назначения, не интерпретирует медицинские изображения и не принимает решений, влияющих на оказание медицинской помощи. Медицинские действия выполняет врач клиники в собственной МИС, а приложение остаётся средством связи пациента с клиникой и каналом оформления документов.</w:t>
       </w:r>
     </w:p>
     <w:p>
@@ -13233,15 +13185,7 @@
           <w:color w:val="000000"/>
           <w:sz w:val="28"/>
         </w:rPr>
-        <w:t xml:space="preserve">Выводы по подразделу. </w:t>
-      </w:r>
-      <w:r>
-        <w:rPr>
-          <w:rFonts w:ascii="Times New Roman" w:hAnsi="Times New Roman" w:eastAsia="Times New Roman" w:cs="Times New Roman"/>
-          <w:color w:val="000000"/>
-          <w:sz w:val="28"/>
-        </w:rPr>
-        <w:t>Перечислены 13 внешних интеграций по четырём направлениям и пять основных нормативных требований, закрываемых в продукте. Меры информационной безопасности соответствуют уровню защищённости УЗ-3; статус «не медицинское изделие» обоснован отсутствием функций диагностики и назначения лечения.</w:t>
+        <w:t>Выводы по подразделу. В продукте 13 внешних интеграций по четырём направлениям и пять основных нормативных требований. Меры информационной безопасности соответствуют уровню защищённости УЗ-3. Статус «не медицинское изделие» обоснован отсутствием функций диагностики и назначения лечения.</w:t>
       </w:r>
     </w:p>
     <w:p>
@@ -13272,7 +13216,7 @@
           <w:color w:val="000000"/>
           <w:sz w:val="28"/>
         </w:rPr>
-        <w:t>Расчёт экономической эффективности выполнен в форме прогноза для базового сценария внедрения продукта в одной клинике сети. Входные параметры разделены на две группы: отраслевые метрики, подтверждённые открытыми публикациями [19] [20] [21] (см. таблицу 3.21), и модельные допущения о профиле клиники, которые помечены отдельно и требуют валидации в пилоте продолжительностью 2–3 месяца. Цель раздела — показать, что при базовых значениях параметров проект окупается за срок, сопоставимый с длительностью разработки, а итог расчёта чувствителен к величинам удержания и среднего LTV.</w:t>
+        <w:t>Расчёт экономической эффективности — прогноз базового сценария внедрения продукта в одной клинике сети. Входные параметры разделены на две группы: отраслевые метрики из открытых публикаций [19] [20] [21] (см. таблицу 3.21) и модельные допущения о профиле клиники; последние помечены отдельно и подлежат валидации в пилоте продолжительностью 2–3 месяца. При базовых значениях параметров проект окупается за срок, сопоставимый с длительностью разработки; итог расчёта чувствителен к показателям удержания и среднему LTV.</w:t>
       </w:r>
     </w:p>
     <w:p>
@@ -15352,7 +15296,7 @@
           <w:color w:val="000000"/>
           <w:sz w:val="28"/>
         </w:rPr>
-        <w:t>Для количественной оценки экономического эффекта приняты следующие формулы. Экономия на сокращении неявок Economy_no_show равна числу визитов за год, умноженному на базовый уровень неявок, относительное снижение от напоминаний и средний чек первичного приёма. Прирост выручки от удержания ΔRevenue_retention равен числу активных пациентов, умноженному на прирост доли удержания и средний LTV. Срок окупаемости Payback рассчитывается как отношение капитальных затрат к сумме годовых экономий и прироста выручки за вычетом годовых операционных затрат. ROI за 24 месяца учитывает возвращённую и прирастающую выручку относительно капитальных и операционных затрат:</w:t>
+        <w:t>Количественная оценка экономического эффекта опирается на четыре формулы. Экономия на неявках Economy_no_show получается как произведение годового числа визитов, базового уровня неявок, относительного снижения за счёт напоминаний и среднего чека первичного приёма. Прирост выручки от удержания ΔRevenue_retention — произведение числа активных пациентов, прироста доли удержания и среднего LTV. Срок окупаемости Payback — отношение капитальных затрат к сумме годовых экономий и прироста выручки за вычетом годовых операционных затрат. ROI за 24 месяца соотносит возвращённую и прирастающую выручку с суммой капитальных и операционных затрат:</w:t>
       </w:r>
     </w:p>
     <w:p>
@@ -16651,75 +16595,7 @@
           <w:color w:val="000000"/>
           <w:sz w:val="28"/>
         </w:rPr>
-        <w:t xml:space="preserve">В базовом сценарии годовая экономия на неявках составляет 3,92 млн </w:t>
-      </w:r>
-      <w:r>
-        <w:rPr>
-          <w:rFonts w:cs="Times New Roman"/>
-          <w:color w:val="000000"/>
-          <w:sz w:val="28"/>
-          <w:lang w:val="ru-RU"/>
-        </w:rPr>
-        <w:t>руб.</w:t>
-      </w:r>
-      <w:r>
-        <w:rPr>
-          <w:rFonts w:ascii="Times New Roman" w:hAnsi="Times New Roman" w:eastAsia="Times New Roman" w:cs="Times New Roman"/>
-          <w:color w:val="000000"/>
-          <w:sz w:val="28"/>
-        </w:rPr>
-        <w:t xml:space="preserve">, а прогнозируемый прирост выручки от удержания — 21,60 млн </w:t>
-      </w:r>
-      <w:r>
-        <w:rPr>
-          <w:rFonts w:cs="Times New Roman"/>
-          <w:color w:val="000000"/>
-          <w:sz w:val="28"/>
-          <w:lang w:val="ru-RU"/>
-        </w:rPr>
-        <w:t>руб.</w:t>
-      </w:r>
-      <w:r>
-        <w:rPr>
-          <w:rFonts w:ascii="Times New Roman" w:hAnsi="Times New Roman" w:eastAsia="Times New Roman" w:cs="Times New Roman"/>
-          <w:color w:val="000000"/>
-          <w:sz w:val="28"/>
-        </w:rPr>
-        <w:t xml:space="preserve"> При годовых операционных затратах 9,21 млн </w:t>
-      </w:r>
-      <w:r>
-        <w:rPr>
-          <w:rFonts w:cs="Times New Roman"/>
-          <w:color w:val="000000"/>
-          <w:sz w:val="28"/>
-          <w:lang w:val="ru-RU"/>
-        </w:rPr>
-        <w:t>руб.</w:t>
-      </w:r>
-      <w:r>
-        <w:rPr>
-          <w:rFonts w:ascii="Times New Roman" w:hAnsi="Times New Roman" w:eastAsia="Times New Roman" w:cs="Times New Roman"/>
-          <w:color w:val="000000"/>
-          <w:sz w:val="28"/>
-        </w:rPr>
-        <w:t xml:space="preserve"> чистый годовой эффект равен 16,30 млн </w:t>
-      </w:r>
-      <w:r>
-        <w:rPr>
-          <w:rFonts w:cs="Times New Roman"/>
-          <w:color w:val="000000"/>
-          <w:sz w:val="28"/>
-          <w:lang w:val="ru-RU"/>
-        </w:rPr>
-        <w:t>руб.</w:t>
-      </w:r>
-      <w:r>
-        <w:rPr>
-          <w:rFonts w:ascii="Times New Roman" w:hAnsi="Times New Roman" w:eastAsia="Times New Roman" w:cs="Times New Roman"/>
-          <w:color w:val="000000"/>
-          <w:sz w:val="28"/>
-        </w:rPr>
-        <w:t xml:space="preserve"> Прогнозный срок окупаемости в базовом сценарии — 19,1 мес., а ROI за 24 месяца равен 25 %. Все цифры носят прогнозный характер: окончательные значения уточняются по результатам пилота одной клиники сети и пересматриваются при подтверждении фактических LTV, доли no-show и прироста удержания.</w:t>
+        <w:t>В базовом сценарии годовая экономия на неявках — 3,92 млн руб., прогнозируемый прирост выручки от удержания — 21,60 млн руб. При годовых операционных затратах 9,21 млн руб. чистый годовой эффект — 16,30 млн руб. Срок окупаемости в базовом сценарии — 19,1 мес., ROI за 24 месяца — 25 %. Значения прогнозные: окончательные цифры уточняются по итогам пилота одной клиники сети и пересчитываются после подтверждения фактических LTV, доли no-show и прироста удержания.</w:t>
       </w:r>
     </w:p>
     <w:p>
@@ -16735,15 +16611,7 @@
           <w:color w:val="000000"/>
           <w:sz w:val="28"/>
         </w:rPr>
-        <w:t xml:space="preserve">Выводы по подразделу. </w:t>
-      </w:r>
-      <w:r>
-        <w:rPr>
-          <w:rFonts w:ascii="Times New Roman" w:hAnsi="Times New Roman" w:eastAsia="Times New Roman" w:cs="Times New Roman"/>
-          <w:color w:val="000000"/>
-          <w:sz w:val="28"/>
-        </w:rPr>
-        <w:t>Прогноз экономической эффективности построен на проверяемых отраслевых метриках и явно помеченных модельных допущениях. Базовый сценарий показывает окупаемость за 19 месяцев; чувствительность расчёта концентрируется на LTV и приросте удержания, валидируемых в пилоте.</w:t>
+        <w:t>Выводы по подразделу. Прогноз опирается на проверяемые отраслевые метрики и явно помеченные модельные допущения. В базовом сценарии окупаемость — 19 месяцев; основные источники чувствительности — LTV и прирост удержания, которые уточняются в пилоте.</w:t>
       </w:r>
     </w:p>
     <w:p>
@@ -16774,7 +16642,7 @@
           <w:color w:val="000000"/>
           <w:sz w:val="28"/>
         </w:rPr>
-        <w:t>1. Сформирован концепт мобильного приложения для сети стоматологических клиник с тремя опорными направлениями ценности — запись без звонка, единый профиль пациента и оформление социального налогового вычета — и заданными границами MVP.</w:t>
+        <w:t>1. Описан концепт мобильного приложения для сети стоматологических клиник с тремя направлениями пользовательской ценности — запись без звонка, единый профиль пациента и оформление социального налогового вычета — и зафиксированными границами MVP.</w:t>
       </w:r>
     </w:p>
     <w:p>
@@ -16789,7 +16657,7 @@
           <w:color w:val="000000"/>
           <w:sz w:val="28"/>
         </w:rPr>
-        <w:t>2. Сформулированы 12 функциональных и 7 нефункциональных требований, образующих техническую рамку для разработки первой версии продукта и набор приёмочных условий.</w:t>
+        <w:t>2. Сформулированы 12 функциональных и 7 нефункциональных требований; они задают техническую рамку для разработки первой версии продукта и перечень приёмочных условий.</w:t>
       </w:r>
     </w:p>
     <w:p>
@@ -16804,7 +16672,7 @@
           <w:color w:val="000000"/>
           <w:sz w:val="28"/>
         </w:rPr>
-        <w:t>3. Проработаны три роли пользователей, четыре пользовательские истории и три варианта использования, покрывающие основные пути взаимодействия пациента с продуктом.</w:t>
+        <w:t>3. Проработаны три роли пользователей, четыре пользовательские истории и три варианта использования; они описывают основные пути взаимодействия пациента с продуктом.</w:t>
       </w:r>
     </w:p>
     <w:p>
@@ -16819,7 +16687,7 @@
           <w:color w:val="000000"/>
           <w:sz w:val="28"/>
         </w:rPr>
-        <w:t>4. Предложена архитектура с разделением клиентского, шлюзового, сервисного и хранительного слоёв и фоновой очередью; технологический стек обоснован по каждому слою.</w:t>
+        <w:t>4. Предложена четырёхслойная архитектура — клиенты, шлюз, доменные сервисы и хранилища — с отдельной фоновой очередью; для каждого слоя обоснован технологический стек.</w:t>
       </w:r>
     </w:p>
     <w:p>
@@ -16834,7 +16702,7 @@
           <w:color w:val="000000"/>
           <w:sz w:val="28"/>
         </w:rPr>
-        <w:t>5. Спроектирована модель данных из шести базовых сущностей и смежных связей, образующая фундамент для последующего расширения схемы (план лечения, карта зубов формата FDI).</w:t>
+        <w:t>5. Спроектирована модель данных из шести базовых сущностей со связями; схема допускает последующее расширение под план лечения и карту зубов формата FDI.</w:t>
       </w:r>
     </w:p>
     <w:p>
@@ -16849,7 +16717,7 @@
           <w:color w:val="000000"/>
           <w:sz w:val="28"/>
         </w:rPr>
-        <w:t>6. Продемонстрирован кликабельный прототип ключевых экранов и мокапы недостающих интерфейсов, фиксирующие пользовательский опыт до начала полноценной разработки.</w:t>
+        <w:t>6. Собран кликабельный прототип ключевых экранов и мокапы недостающих интерфейсов; они фиксируют пользовательский опыт до начала полноценной разработки.</w:t>
       </w:r>
     </w:p>
     <w:p>
@@ -16864,7 +16732,7 @@
           <w:color w:val="000000"/>
           <w:sz w:val="28"/>
         </w:rPr>
-        <w:t>7. Описаны 13 внешних интеграций, перечислены 5 основных законодательных требований и меры информационной безопасности уровня защищённости УЗ-3; обоснован статус «не медицинское изделие» по 323-ФЗ.</w:t>
+        <w:t>7. Перечислены 13 внешних интеграций и 5 основных законодательных требований, описаны меры информационной безопасности уровня защищённости УЗ-3; обоснован статус «не медицинское изделие» по 323-ФЗ.</w:t>
       </w:r>
     </w:p>
     <w:p>
@@ -16879,7 +16747,7 @@
           <w:color w:val="000000"/>
           <w:sz w:val="28"/>
         </w:rPr>
-        <w:t>8. Построен прогнозный расчёт экономической эффективности для базового сценария внедрения в одной клинике сети с явно помеченным набором модельных допущений, требующих валидации в пилоте продолжительностью 2–3 месяца.</w:t>
+        <w:t>8. Построен прогнозный расчёт экономической эффективности базового сценария внедрения в одной клинике сети с явно помеченными модельными допущениями; валидация проводится в пилоте продолжительностью 2–3 месяца.</w:t>
       </w:r>
     </w:p>
     <w:p>
